--- a/materialien/Welt6_Endgegner/5_Loesungen/AQ_W6_Nachschreibklausur_Erwartungshorizont.docx
+++ b/materialien/Welt6_Endgegner/5_Loesungen/AQ_W6_Nachschreibklausur_Erwartungshorizont.docx
@@ -14966,10 +14966,9 @@
         </w:tblBorders>
       </w:tblPr>
       <w:tblGrid>
-        <w:gridCol w:w="600"/>
-        <w:gridCol w:w="3600"/>
-        <w:gridCol w:w="1600"/>
-        <w:gridCol w:w="3838"/>
+        <w:gridCol w:w="719"/>
+        <w:gridCol w:w="4317"/>
+        <w:gridCol w:w="4602"/>
       </w:tblGrid>
       <w:tr>
         <w:trPr>
@@ -14978,7 +14977,7 @@
         </w:trPr>
         <w:tc>
           <w:tcPr>
-            <w:tcW w:type="dxa" w:w="600"/>
+            <w:tcW w:type="dxa" w:w="719"/>
             <w:shd w:fill="1F4E79" w:color="auto" w:val="clear"/>
             <w:tcMar>
               <w:top w:type="dxa" w:w="50"/>
@@ -15008,7 +15007,7 @@
         </w:tc>
         <w:tc>
           <w:tcPr>
-            <w:tcW w:type="dxa" w:w="3600"/>
+            <w:tcW w:type="dxa" w:w="4317"/>
             <w:shd w:fill="1F4E79" w:color="auto" w:val="clear"/>
             <w:tcMar>
               <w:top w:type="dxa" w:w="50"/>
@@ -15037,7 +15036,7 @@
         </w:tc>
         <w:tc>
           <w:tcPr>
-            <w:tcW w:type="dxa" w:w="1600"/>
+            <w:tcW w:type="dxa" w:w="4602"/>
             <w:shd w:fill="1F4E79" w:color="auto" w:val="clear"/>
             <w:tcMar>
               <w:top w:type="dxa" w:w="50"/>
@@ -15050,7 +15049,6 @@
           <w:p>
             <w:pPr>
               <w:spacing w:after="30" w:before="0"/>
-              <w:jc w:val="center"/>
             </w:pPr>
             <w:r>
               <w:rPr>
@@ -15061,35 +15059,6 @@
                 <w:sz w:val="18"/>
                 <w:szCs w:val="18"/>
               </w:rPr>
-              <w:t xml:space="preserve">Bedingung</w:t>
-            </w:r>
-          </w:p>
-        </w:tc>
-        <w:tc>
-          <w:tcPr>
-            <w:tcW w:type="dxa" w:w="3838"/>
-            <w:shd w:fill="1F4E79" w:color="auto" w:val="clear"/>
-            <w:tcMar>
-              <w:top w:type="dxa" w:w="50"/>
-              <w:left w:type="dxa" w:w="90"/>
-              <w:bottom w:type="dxa" w:w="50"/>
-              <w:right w:type="dxa" w:w="90"/>
-            </w:tcMar>
-            <w:vAlign w:val="top"/>
-          </w:tcPr>
-          <w:p>
-            <w:pPr>
-              <w:spacing w:after="30" w:before="0"/>
-            </w:pPr>
-            <w:r>
-              <w:rPr>
-                <w:rFonts w:ascii="Calibri" w:cs="Calibri" w:eastAsia="Calibri" w:hAnsi="Calibri"/>
-                <w:b/>
-                <w:bCs/>
-                <w:color w:val="FFFFFF"/>
-                <w:sz w:val="18"/>
-                <w:szCs w:val="18"/>
-              </w:rPr>
               <w:t xml:space="preserve">beste danach</w:t>
             </w:r>
           </w:p>
@@ -15101,7 +15070,7 @@
         </w:trPr>
         <w:tc>
           <w:tcPr>
-            <w:tcW w:type="dxa" w:w="600"/>
+            <w:tcW w:type="dxa" w:w="719"/>
             <w:tcMar>
               <w:top w:type="dxa" w:w="50"/>
               <w:left w:type="dxa" w:w="90"/>
@@ -15129,7 +15098,7 @@
         </w:tc>
         <w:tc>
           <w:tcPr>
-            <w:tcW w:type="dxa" w:w="3600"/>
+            <w:tcW w:type="dxa" w:w="4317"/>
             <w:tcMar>
               <w:top w:type="dxa" w:w="50"/>
               <w:left w:type="dxa" w:w="90"/>
@@ -15156,35 +15125,7 @@
         </w:tc>
         <w:tc>
           <w:tcPr>
-            <w:tcW w:type="dxa" w:w="1600"/>
-            <w:tcMar>
-              <w:top w:type="dxa" w:w="50"/>
-              <w:left w:type="dxa" w:w="90"/>
-              <w:bottom w:type="dxa" w:w="50"/>
-              <w:right w:type="dxa" w:w="90"/>
-            </w:tcMar>
-            <w:vAlign w:val="top"/>
-          </w:tcPr>
-          <w:p>
-            <w:pPr>
-              <w:spacing w:after="30" w:before="0"/>
-              <w:jc w:val="center"/>
-            </w:pPr>
-            <w:r>
-              <w:rPr>
-                <w:rFonts w:ascii="Calibri" w:cs="Calibri" w:eastAsia="Calibri" w:hAnsi="Calibri"/>
-                <w:b w:val="false"/>
-                <w:bCs w:val="false"/>
-                <w:sz w:val="18"/>
-                <w:szCs w:val="18"/>
-              </w:rPr>
-              <w:t xml:space="preserve">falsch</w:t>
-            </w:r>
-          </w:p>
-        </w:tc>
-        <w:tc>
-          <w:tcPr>
-            <w:tcW w:type="dxa" w:w="3838"/>
+            <w:tcW w:type="dxa" w:w="4602"/>
             <w:tcMar>
               <w:top w:type="dxa" w:w="50"/>
               <w:left w:type="dxa" w:w="90"/>
@@ -15216,7 +15157,7 @@
         </w:trPr>
         <w:tc>
           <w:tcPr>
-            <w:tcW w:type="dxa" w:w="600"/>
+            <w:tcW w:type="dxa" w:w="719"/>
             <w:tcMar>
               <w:top w:type="dxa" w:w="50"/>
               <w:left w:type="dxa" w:w="90"/>
@@ -15244,7 +15185,7 @@
         </w:tc>
         <w:tc>
           <w:tcPr>
-            <w:tcW w:type="dxa" w:w="3600"/>
+            <w:tcW w:type="dxa" w:w="4317"/>
             <w:tcMar>
               <w:top w:type="dxa" w:w="50"/>
               <w:left w:type="dxa" w:w="90"/>
@@ -15271,35 +15212,7 @@
         </w:tc>
         <w:tc>
           <w:tcPr>
-            <w:tcW w:type="dxa" w:w="1600"/>
-            <w:tcMar>
-              <w:top w:type="dxa" w:w="50"/>
-              <w:left w:type="dxa" w:w="90"/>
-              <w:bottom w:type="dxa" w:w="50"/>
-              <w:right w:type="dxa" w:w="90"/>
-            </w:tcMar>
-            <w:vAlign w:val="top"/>
-          </w:tcPr>
-          <w:p>
-            <w:pPr>
-              <w:spacing w:after="30" w:before="0"/>
-              <w:jc w:val="center"/>
-            </w:pPr>
-            <w:r>
-              <w:rPr>
-                <w:rFonts w:ascii="Calibri" w:cs="Calibri" w:eastAsia="Calibri" w:hAnsi="Calibri"/>
-                <w:b w:val="false"/>
-                <w:bCs w:val="false"/>
-                <w:sz w:val="18"/>
-                <w:szCs w:val="18"/>
-              </w:rPr>
-              <w:t xml:space="preserve">falsch</w:t>
-            </w:r>
-          </w:p>
-        </w:tc>
-        <w:tc>
-          <w:tcPr>
-            <w:tcW w:type="dxa" w:w="3838"/>
+            <w:tcW w:type="dxa" w:w="4602"/>
             <w:tcMar>
               <w:top w:type="dxa" w:w="50"/>
               <w:left w:type="dxa" w:w="90"/>
@@ -15331,7 +15244,7 @@
         </w:trPr>
         <w:tc>
           <w:tcPr>
-            <w:tcW w:type="dxa" w:w="600"/>
+            <w:tcW w:type="dxa" w:w="719"/>
             <w:tcMar>
               <w:top w:type="dxa" w:w="50"/>
               <w:left w:type="dxa" w:w="90"/>
@@ -15359,7 +15272,7 @@
         </w:tc>
         <w:tc>
           <w:tcPr>
-            <w:tcW w:type="dxa" w:w="3600"/>
+            <w:tcW w:type="dxa" w:w="4317"/>
             <w:tcMar>
               <w:top w:type="dxa" w:w="50"/>
               <w:left w:type="dxa" w:w="90"/>
@@ -15386,35 +15299,7 @@
         </w:tc>
         <w:tc>
           <w:tcPr>
-            <w:tcW w:type="dxa" w:w="1600"/>
-            <w:tcMar>
-              <w:top w:type="dxa" w:w="50"/>
-              <w:left w:type="dxa" w:w="90"/>
-              <w:bottom w:type="dxa" w:w="50"/>
-              <w:right w:type="dxa" w:w="90"/>
-            </w:tcMar>
-            <w:vAlign w:val="top"/>
-          </w:tcPr>
-          <w:p>
-            <w:pPr>
-              <w:spacing w:after="30" w:before="0"/>
-              <w:jc w:val="center"/>
-            </w:pPr>
-            <w:r>
-              <w:rPr>
-                <w:rFonts w:ascii="Calibri" w:cs="Calibri" w:eastAsia="Calibri" w:hAnsi="Calibri"/>
-                <w:b w:val="false"/>
-                <w:bCs w:val="false"/>
-                <w:sz w:val="18"/>
-                <w:szCs w:val="18"/>
-              </w:rPr>
-              <w:t xml:space="preserve">falsch</w:t>
-            </w:r>
-          </w:p>
-        </w:tc>
-        <w:tc>
-          <w:tcPr>
-            <w:tcW w:type="dxa" w:w="3838"/>
+            <w:tcW w:type="dxa" w:w="4602"/>
             <w:tcMar>
               <w:top w:type="dxa" w:w="50"/>
               <w:left w:type="dxa" w:w="90"/>
@@ -15446,7 +15331,7 @@
         </w:trPr>
         <w:tc>
           <w:tcPr>
-            <w:tcW w:type="dxa" w:w="600"/>
+            <w:tcW w:type="dxa" w:w="719"/>
             <w:tcMar>
               <w:top w:type="dxa" w:w="50"/>
               <w:left w:type="dxa" w:w="90"/>
@@ -15474,7 +15359,7 @@
         </w:tc>
         <w:tc>
           <w:tcPr>
-            <w:tcW w:type="dxa" w:w="3600"/>
+            <w:tcW w:type="dxa" w:w="4317"/>
             <w:tcMar>
               <w:top w:type="dxa" w:w="50"/>
               <w:left w:type="dxa" w:w="90"/>
@@ -15501,35 +15386,7 @@
         </w:tc>
         <w:tc>
           <w:tcPr>
-            <w:tcW w:type="dxa" w:w="1600"/>
-            <w:tcMar>
-              <w:top w:type="dxa" w:w="50"/>
-              <w:left w:type="dxa" w:w="90"/>
-              <w:bottom w:type="dxa" w:w="50"/>
-              <w:right w:type="dxa" w:w="90"/>
-            </w:tcMar>
-            <w:vAlign w:val="top"/>
-          </w:tcPr>
-          <w:p>
-            <w:pPr>
-              <w:spacing w:after="30" w:before="0"/>
-              <w:jc w:val="center"/>
-            </w:pPr>
-            <w:r>
-              <w:rPr>
-                <w:rFonts w:ascii="Calibri" w:cs="Calibri" w:eastAsia="Calibri" w:hAnsi="Calibri"/>
-                <w:b w:val="false"/>
-                <w:bCs w:val="false"/>
-                <w:sz w:val="18"/>
-                <w:szCs w:val="18"/>
-              </w:rPr>
-              <w:t xml:space="preserve">falsch</w:t>
-            </w:r>
-          </w:p>
-        </w:tc>
-        <w:tc>
-          <w:tcPr>
-            <w:tcW w:type="dxa" w:w="3838"/>
+            <w:tcW w:type="dxa" w:w="4602"/>
             <w:tcMar>
               <w:top w:type="dxa" w:w="50"/>
               <w:left w:type="dxa" w:w="90"/>
@@ -15561,7 +15418,7 @@
         </w:trPr>
         <w:tc>
           <w:tcPr>
-            <w:tcW w:type="dxa" w:w="600"/>
+            <w:tcW w:type="dxa" w:w="719"/>
             <w:tcMar>
               <w:top w:type="dxa" w:w="50"/>
               <w:left w:type="dxa" w:w="90"/>
@@ -15589,7 +15446,7 @@
         </w:tc>
         <w:tc>
           <w:tcPr>
-            <w:tcW w:type="dxa" w:w="3600"/>
+            <w:tcW w:type="dxa" w:w="4317"/>
             <w:tcMar>
               <w:top w:type="dxa" w:w="50"/>
               <w:left w:type="dxa" w:w="90"/>
@@ -15616,35 +15473,7 @@
         </w:tc>
         <w:tc>
           <w:tcPr>
-            <w:tcW w:type="dxa" w:w="1600"/>
-            <w:tcMar>
-              <w:top w:type="dxa" w:w="50"/>
-              <w:left w:type="dxa" w:w="90"/>
-              <w:bottom w:type="dxa" w:w="50"/>
-              <w:right w:type="dxa" w:w="90"/>
-            </w:tcMar>
-            <w:vAlign w:val="top"/>
-          </w:tcPr>
-          <w:p>
-            <w:pPr>
-              <w:spacing w:after="30" w:before="0"/>
-              <w:jc w:val="center"/>
-            </w:pPr>
-            <w:r>
-              <w:rPr>
-                <w:rFonts w:ascii="Calibri" w:cs="Calibri" w:eastAsia="Calibri" w:hAnsi="Calibri"/>
-                <w:b w:val="false"/>
-                <w:bCs w:val="false"/>
-                <w:sz w:val="18"/>
-                <w:szCs w:val="18"/>
-              </w:rPr>
-              <w:t xml:space="preserve">falsch</w:t>
-            </w:r>
-          </w:p>
-        </w:tc>
-        <w:tc>
-          <w:tcPr>
-            <w:tcW w:type="dxa" w:w="3838"/>
+            <w:tcW w:type="dxa" w:w="4602"/>
             <w:tcMar>
               <w:top w:type="dxa" w:w="50"/>
               <w:left w:type="dxa" w:w="90"/>
@@ -15676,7 +15505,7 @@
         </w:trPr>
         <w:tc>
           <w:tcPr>
-            <w:tcW w:type="dxa" w:w="600"/>
+            <w:tcW w:type="dxa" w:w="719"/>
             <w:tcMar>
               <w:top w:type="dxa" w:w="50"/>
               <w:left w:type="dxa" w:w="90"/>
@@ -15704,7 +15533,7 @@
         </w:tc>
         <w:tc>
           <w:tcPr>
-            <w:tcW w:type="dxa" w:w="3600"/>
+            <w:tcW w:type="dxa" w:w="4317"/>
             <w:tcMar>
               <w:top w:type="dxa" w:w="50"/>
               <w:left w:type="dxa" w:w="90"/>
@@ -15731,35 +15560,7 @@
         </w:tc>
         <w:tc>
           <w:tcPr>
-            <w:tcW w:type="dxa" w:w="1600"/>
-            <w:tcMar>
-              <w:top w:type="dxa" w:w="50"/>
-              <w:left w:type="dxa" w:w="90"/>
-              <w:bottom w:type="dxa" w:w="50"/>
-              <w:right w:type="dxa" w:w="90"/>
-            </w:tcMar>
-            <w:vAlign w:val="top"/>
-          </w:tcPr>
-          <w:p>
-            <w:pPr>
-              <w:spacing w:after="30" w:before="0"/>
-              <w:jc w:val="center"/>
-            </w:pPr>
-            <w:r>
-              <w:rPr>
-                <w:rFonts w:ascii="Calibri" w:cs="Calibri" w:eastAsia="Calibri" w:hAnsi="Calibri"/>
-                <w:b w:val="false"/>
-                <w:bCs w:val="false"/>
-                <w:sz w:val="18"/>
-                <w:szCs w:val="18"/>
-              </w:rPr>
-              <w:t xml:space="preserve">falsch</w:t>
-            </w:r>
-          </w:p>
-        </w:tc>
-        <w:tc>
-          <w:tcPr>
-            <w:tcW w:type="dxa" w:w="3838"/>
+            <w:tcW w:type="dxa" w:w="4602"/>
             <w:tcMar>
               <w:top w:type="dxa" w:w="50"/>
               <w:left w:type="dxa" w:w="90"/>
@@ -15791,7 +15592,7 @@
         </w:trPr>
         <w:tc>
           <w:tcPr>
-            <w:tcW w:type="dxa" w:w="600"/>
+            <w:tcW w:type="dxa" w:w="719"/>
             <w:tcMar>
               <w:top w:type="dxa" w:w="50"/>
               <w:left w:type="dxa" w:w="90"/>
@@ -15819,7 +15620,7 @@
         </w:tc>
         <w:tc>
           <w:tcPr>
-            <w:tcW w:type="dxa" w:w="3600"/>
+            <w:tcW w:type="dxa" w:w="4317"/>
             <w:tcMar>
               <w:top w:type="dxa" w:w="50"/>
               <w:left w:type="dxa" w:w="90"/>
@@ -15846,35 +15647,7 @@
         </w:tc>
         <w:tc>
           <w:tcPr>
-            <w:tcW w:type="dxa" w:w="1600"/>
-            <w:tcMar>
-              <w:top w:type="dxa" w:w="50"/>
-              <w:left w:type="dxa" w:w="90"/>
-              <w:bottom w:type="dxa" w:w="50"/>
-              <w:right w:type="dxa" w:w="90"/>
-            </w:tcMar>
-            <w:vAlign w:val="top"/>
-          </w:tcPr>
-          <w:p>
-            <w:pPr>
-              <w:spacing w:after="30" w:before="0"/>
-              <w:jc w:val="center"/>
-            </w:pPr>
-            <w:r>
-              <w:rPr>
-                <w:rFonts w:ascii="Calibri" w:cs="Calibri" w:eastAsia="Calibri" w:hAnsi="Calibri"/>
-                <w:b w:val="false"/>
-                <w:bCs w:val="false"/>
-                <w:sz w:val="18"/>
-                <w:szCs w:val="18"/>
-              </w:rPr>
-              <w:t xml:space="preserve">–</w:t>
-            </w:r>
-          </w:p>
-        </w:tc>
-        <w:tc>
-          <w:tcPr>
-            <w:tcW w:type="dxa" w:w="3838"/>
+            <w:tcW w:type="dxa" w:w="4602"/>
             <w:tcMar>
               <w:top w:type="dxa" w:w="50"/>
               <w:left w:type="dxa" w:w="90"/>
